--- a/az/wisdom-stories/forgiveness.docx
+++ b/az/wisdom-stories/forgiveness.docx
@@ -53,7 +53,7 @@
         <w:rPr>
           <w:lang/>
         </w:rPr>
-        <w:t>Özünə zaman ver. Bağışlamağa hazır olduğunda o yükü burax, amma yaşadıqlarından aldığın dərsi unutma. Qəlbində rahatlığa yer açarkən sərhədlərini də qoru.</w:t>
+        <w:t>Özünə zaman ver. Bağışlamağa hazır olanda o yükü burax, amma yaşadıqlarından aldığın dərsi unutma. Qəlbində rahatlığa yer açarkən sərhədlərini də qoru.</w:t>
       </w:r>
     </w:p>
     <w:p>
